--- a/Курс 4/РсОД/Доклады/ИД23-1_Маслов_АН_Доклад_XML.docx
+++ b/Курс 4/РсОД/Доклады/ИД23-1_Маслов_АН_Доклад_XML.docx
@@ -27,7 +27,6 @@
           <w:rFonts w:ascii="Tahoma" w:hAnsi="Tahoma" w:cs="Tahoma"/>
           <w:sz w:val="12"/>
           <w:szCs w:val="12"/>
-          <w:lang w:val="en-US"/>
         </w:rPr>
       </w:pPr>
       <w:r>
@@ -127,7 +126,6 @@
           <w:rFonts w:ascii="Tahoma" w:hAnsi="Tahoma" w:cs="Tahoma"/>
           <w:sz w:val="12"/>
           <w:szCs w:val="12"/>
-          <w:lang w:val="en-US"/>
         </w:rPr>
       </w:pPr>
       <w:r>
@@ -200,7 +198,6 @@
           <w:rFonts w:ascii="Tahoma" w:hAnsi="Tahoma" w:cs="Tahoma"/>
           <w:sz w:val="12"/>
           <w:szCs w:val="12"/>
-          <w:lang w:val="en-US"/>
         </w:rPr>
       </w:pPr>
       <w:r>
@@ -224,12 +221,13 @@
       <w:r>
         <w:rPr>
           <w:rFonts w:ascii="Tahoma" w:hAnsi="Tahoma" w:cs="Tahoma"/>
+          <w:noProof/>
           <w:sz w:val="12"/>
           <w:szCs w:val="12"/>
           <w:lang w:val="en-US"/>
         </w:rPr>
         <w:drawing>
-          <wp:anchor distT="0" distB="0" distL="114300" distR="114300" simplePos="0" relativeHeight="251658240" behindDoc="0" locked="0" layoutInCell="1" allowOverlap="1" wp14:anchorId="550ACFAC" wp14:editId="638DEDA2">
+          <wp:anchor distT="0" distB="0" distL="114300" distR="114300" simplePos="0" relativeHeight="251658240" behindDoc="0" locked="0" layoutInCell="1" allowOverlap="1" wp14:anchorId="550ACFAC" wp14:editId="06950231">
             <wp:simplePos x="0" y="0"/>
             <wp:positionH relativeFrom="margin">
               <wp:posOffset>-661035</wp:posOffset>
@@ -588,7 +586,6 @@
           <w:rFonts w:ascii="Tahoma" w:hAnsi="Tahoma" w:cs="Tahoma"/>
           <w:sz w:val="12"/>
           <w:szCs w:val="12"/>
-          <w:lang w:val="en-US"/>
         </w:rPr>
       </w:pPr>
       <w:r>
@@ -651,6 +648,68 @@
           <w:sz w:val="12"/>
           <w:szCs w:val="12"/>
         </w:rPr>
+        <w:drawing>
+          <wp:anchor distT="0" distB="0" distL="114300" distR="114300" simplePos="0" relativeHeight="251659264" behindDoc="0" locked="0" layoutInCell="1" allowOverlap="1" wp14:anchorId="19FD74E3" wp14:editId="4277BCDB">
+            <wp:simplePos x="0" y="0"/>
+            <wp:positionH relativeFrom="page">
+              <wp:posOffset>4183380</wp:posOffset>
+            </wp:positionH>
+            <wp:positionV relativeFrom="paragraph">
+              <wp:posOffset>72390</wp:posOffset>
+            </wp:positionV>
+            <wp:extent cx="3009900" cy="2737485"/>
+            <wp:effectExtent l="0" t="0" r="0" b="5715"/>
+            <wp:wrapSquare wrapText="bothSides"/>
+            <wp:docPr id="1553150090" name="Рисунок 1"/>
+            <wp:cNvGraphicFramePr>
+              <a:graphicFrameLocks xmlns:a="http://schemas.openxmlformats.org/drawingml/2006/main" noChangeAspect="1"/>
+            </wp:cNvGraphicFramePr>
+            <a:graphic xmlns:a="http://schemas.openxmlformats.org/drawingml/2006/main">
+              <a:graphicData uri="http://schemas.openxmlformats.org/drawingml/2006/picture">
+                <pic:pic xmlns:pic="http://schemas.openxmlformats.org/drawingml/2006/picture">
+                  <pic:nvPicPr>
+                    <pic:cNvPr id="1553150090" name=""/>
+                    <pic:cNvPicPr/>
+                  </pic:nvPicPr>
+                  <pic:blipFill>
+                    <a:blip r:embed="rId5" cstate="print">
+                      <a:extLst>
+                        <a:ext uri="{28A0092B-C50C-407E-A947-70E740481C1C}">
+                          <a14:useLocalDpi xmlns:a14="http://schemas.microsoft.com/office/drawing/2010/main" val="0"/>
+                        </a:ext>
+                      </a:extLst>
+                    </a:blip>
+                    <a:stretch>
+                      <a:fillRect/>
+                    </a:stretch>
+                  </pic:blipFill>
+                  <pic:spPr>
+                    <a:xfrm>
+                      <a:off x="0" y="0"/>
+                      <a:ext cx="3009900" cy="2737485"/>
+                    </a:xfrm>
+                    <a:prstGeom prst="rect">
+                      <a:avLst/>
+                    </a:prstGeom>
+                  </pic:spPr>
+                </pic:pic>
+              </a:graphicData>
+            </a:graphic>
+            <wp14:sizeRelH relativeFrom="margin">
+              <wp14:pctWidth>0</wp14:pctWidth>
+            </wp14:sizeRelH>
+            <wp14:sizeRelV relativeFrom="margin">
+              <wp14:pctHeight>0</wp14:pctHeight>
+            </wp14:sizeRelV>
+          </wp:anchor>
+        </w:drawing>
+      </w:r>
+      <w:r>
+        <w:rPr>
+          <w:rFonts w:ascii="Tahoma" w:hAnsi="Tahoma" w:cs="Tahoma"/>
+          <w:sz w:val="12"/>
+          <w:szCs w:val="12"/>
+        </w:rPr>
         <w:t>## Валидность и определение типа документа</w:t>
       </w:r>
     </w:p>
@@ -723,7 +782,86 @@
           <w:sz w:val="12"/>
           <w:szCs w:val="12"/>
         </w:rPr>
-        <w:t>DTD может быть внутренним, внешним или комбинированным. Внешнее подмножество размещается в отдельном файле и подключается через ключевое слово SYSTEM. Внутреннее подмножество имеет приоритет над внешним. Раздел IGNORE позволяет временно отключить блок объявлений, а замена его на INCLUDE восстанавливает их.</w:t>
+        <w:t xml:space="preserve">DTD может быть внутренним, внешним или комбинированным. Внешнее подмножество размещается в отдельном файле и подключается через ключевое </w:t>
+      </w:r>
+      <w:r>
+        <w:rPr>
+          <w:rFonts w:ascii="Tahoma" w:hAnsi="Tahoma" w:cs="Tahoma"/>
+          <w:sz w:val="12"/>
+          <w:szCs w:val="12"/>
+        </w:rPr>
+        <w:lastRenderedPageBreak/>
+        <w:t xml:space="preserve">слово SYSTEM. Внутреннее подмножество имеет приоритет над внешним. Раздел IGNORE позволяет временно отключить блок объявлений, а замена его на INCLUDE </w:t>
+      </w:r>
+      <w:r>
+        <w:rPr>
+          <w:rFonts w:ascii="Tahoma" w:hAnsi="Tahoma" w:cs="Tahoma"/>
+          <w:sz w:val="12"/>
+          <w:szCs w:val="12"/>
+        </w:rPr>
+        <w:drawing>
+          <wp:anchor distT="0" distB="0" distL="114300" distR="114300" simplePos="0" relativeHeight="251660288" behindDoc="0" locked="0" layoutInCell="1" allowOverlap="1" wp14:anchorId="3A8A4127" wp14:editId="123CD302">
+            <wp:simplePos x="0" y="0"/>
+            <wp:positionH relativeFrom="margin">
+              <wp:align>left</wp:align>
+            </wp:positionH>
+            <wp:positionV relativeFrom="paragraph">
+              <wp:posOffset>377190</wp:posOffset>
+            </wp:positionV>
+            <wp:extent cx="3261360" cy="3482340"/>
+            <wp:effectExtent l="0" t="0" r="0" b="3810"/>
+            <wp:wrapSquare wrapText="bothSides"/>
+            <wp:docPr id="45366796" name="Рисунок 1"/>
+            <wp:cNvGraphicFramePr>
+              <a:graphicFrameLocks xmlns:a="http://schemas.openxmlformats.org/drawingml/2006/main" noChangeAspect="1"/>
+            </wp:cNvGraphicFramePr>
+            <a:graphic xmlns:a="http://schemas.openxmlformats.org/drawingml/2006/main">
+              <a:graphicData uri="http://schemas.openxmlformats.org/drawingml/2006/picture">
+                <pic:pic xmlns:pic="http://schemas.openxmlformats.org/drawingml/2006/picture">
+                  <pic:nvPicPr>
+                    <pic:cNvPr id="45366796" name=""/>
+                    <pic:cNvPicPr/>
+                  </pic:nvPicPr>
+                  <pic:blipFill>
+                    <a:blip r:embed="rId6" cstate="print">
+                      <a:extLst>
+                        <a:ext uri="{28A0092B-C50C-407E-A947-70E740481C1C}">
+                          <a14:useLocalDpi xmlns:a14="http://schemas.microsoft.com/office/drawing/2010/main" val="0"/>
+                        </a:ext>
+                      </a:extLst>
+                    </a:blip>
+                    <a:stretch>
+                      <a:fillRect/>
+                    </a:stretch>
+                  </pic:blipFill>
+                  <pic:spPr>
+                    <a:xfrm>
+                      <a:off x="0" y="0"/>
+                      <a:ext cx="3261360" cy="3482340"/>
+                    </a:xfrm>
+                    <a:prstGeom prst="rect">
+                      <a:avLst/>
+                    </a:prstGeom>
+                  </pic:spPr>
+                </pic:pic>
+              </a:graphicData>
+            </a:graphic>
+            <wp14:sizeRelH relativeFrom="margin">
+              <wp14:pctWidth>0</wp14:pctWidth>
+            </wp14:sizeRelH>
+            <wp14:sizeRelV relativeFrom="margin">
+              <wp14:pctHeight>0</wp14:pctHeight>
+            </wp14:sizeRelV>
+          </wp:anchor>
+        </w:drawing>
+      </w:r>
+      <w:r>
+        <w:rPr>
+          <w:rFonts w:ascii="Tahoma" w:hAnsi="Tahoma" w:cs="Tahoma"/>
+          <w:sz w:val="12"/>
+          <w:szCs w:val="12"/>
+        </w:rPr>
+        <w:t>восстанавливает их.</w:t>
       </w:r>
     </w:p>
     <w:p>
@@ -877,7 +1015,6 @@
           <w:sz w:val="12"/>
           <w:szCs w:val="12"/>
         </w:rPr>
-        <w:lastRenderedPageBreak/>
         <w:t>Пространства имён позволяют избежать конфликтов имён элементов из разных словарей. Они объявляются через атрибут `</w:t>
       </w:r>
       <w:proofErr w:type="spellStart"/>
@@ -1149,32 +1286,6 @@
           <w:lang w:val="en-US"/>
         </w:rPr>
       </w:pPr>
-      <w:r>
-        <w:rPr>
-          <w:rFonts w:ascii="Tahoma" w:hAnsi="Tahoma" w:cs="Tahoma"/>
-          <w:sz w:val="12"/>
-          <w:szCs w:val="12"/>
-        </w:rPr>
-        <w:t xml:space="preserve">## </w:t>
-      </w:r>
-      <w:proofErr w:type="spellStart"/>
-      <w:r>
-        <w:rPr>
-          <w:rFonts w:ascii="Tahoma" w:hAnsi="Tahoma" w:cs="Tahoma"/>
-          <w:sz w:val="12"/>
-          <w:szCs w:val="12"/>
-        </w:rPr>
-        <w:t>XPath</w:t>
-      </w:r>
-      <w:proofErr w:type="spellEnd"/>
-      <w:r>
-        <w:rPr>
-          <w:rFonts w:ascii="Tahoma" w:hAnsi="Tahoma" w:cs="Tahoma"/>
-          <w:sz w:val="12"/>
-          <w:szCs w:val="12"/>
-        </w:rPr>
-        <w:t>, DOM и связывание данных</w:t>
-      </w:r>
     </w:p>
     <w:p>
       <w:pPr>
@@ -1183,8 +1294,278 @@
           <w:rFonts w:ascii="Tahoma" w:hAnsi="Tahoma" w:cs="Tahoma"/>
           <w:sz w:val="12"/>
           <w:szCs w:val="12"/>
+          <w:lang w:val="en-US"/>
         </w:rPr>
       </w:pPr>
+      <w:r>
+        <w:rPr>
+          <w:rFonts w:ascii="Tahoma" w:hAnsi="Tahoma" w:cs="Tahoma"/>
+          <w:sz w:val="12"/>
+          <w:szCs w:val="12"/>
+          <w:lang w:val="en-US"/>
+        </w:rPr>
+        <w:drawing>
+          <wp:anchor distT="0" distB="0" distL="114300" distR="114300" simplePos="0" relativeHeight="251662336" behindDoc="0" locked="0" layoutInCell="1" allowOverlap="1" wp14:anchorId="4D1D8DBF" wp14:editId="42214ABC">
+            <wp:simplePos x="0" y="0"/>
+            <wp:positionH relativeFrom="column">
+              <wp:posOffset>3308985</wp:posOffset>
+            </wp:positionH>
+            <wp:positionV relativeFrom="paragraph">
+              <wp:posOffset>5080</wp:posOffset>
+            </wp:positionV>
+            <wp:extent cx="2910840" cy="4038600"/>
+            <wp:effectExtent l="0" t="0" r="3810" b="0"/>
+            <wp:wrapNone/>
+            <wp:docPr id="1774941515" name="Рисунок 1"/>
+            <wp:cNvGraphicFramePr>
+              <a:graphicFrameLocks xmlns:a="http://schemas.openxmlformats.org/drawingml/2006/main" noChangeAspect="1"/>
+            </wp:cNvGraphicFramePr>
+            <a:graphic xmlns:a="http://schemas.openxmlformats.org/drawingml/2006/main">
+              <a:graphicData uri="http://schemas.openxmlformats.org/drawingml/2006/picture">
+                <pic:pic xmlns:pic="http://schemas.openxmlformats.org/drawingml/2006/picture">
+                  <pic:nvPicPr>
+                    <pic:cNvPr id="1774941515" name=""/>
+                    <pic:cNvPicPr/>
+                  </pic:nvPicPr>
+                  <pic:blipFill>
+                    <a:blip r:embed="rId7">
+                      <a:extLst>
+                        <a:ext uri="{28A0092B-C50C-407E-A947-70E740481C1C}">
+                          <a14:useLocalDpi xmlns:a14="http://schemas.microsoft.com/office/drawing/2010/main" val="0"/>
+                        </a:ext>
+                      </a:extLst>
+                    </a:blip>
+                    <a:stretch>
+                      <a:fillRect/>
+                    </a:stretch>
+                  </pic:blipFill>
+                  <pic:spPr>
+                    <a:xfrm>
+                      <a:off x="0" y="0"/>
+                      <a:ext cx="2910840" cy="4038600"/>
+                    </a:xfrm>
+                    <a:prstGeom prst="rect">
+                      <a:avLst/>
+                    </a:prstGeom>
+                  </pic:spPr>
+                </pic:pic>
+              </a:graphicData>
+            </a:graphic>
+            <wp14:sizeRelH relativeFrom="margin">
+              <wp14:pctWidth>0</wp14:pctWidth>
+            </wp14:sizeRelH>
+            <wp14:sizeRelV relativeFrom="margin">
+              <wp14:pctHeight>0</wp14:pctHeight>
+            </wp14:sizeRelV>
+          </wp:anchor>
+        </w:drawing>
+      </w:r>
+      <w:r>
+        <w:rPr>
+          <w:rFonts w:ascii="Tahoma" w:hAnsi="Tahoma" w:cs="Tahoma"/>
+          <w:sz w:val="12"/>
+          <w:szCs w:val="12"/>
+          <w:lang w:val="en-US"/>
+        </w:rPr>
+        <w:drawing>
+          <wp:inline distT="0" distB="0" distL="0" distR="0" wp14:anchorId="7C2A40E5" wp14:editId="49250BEB">
+            <wp:extent cx="3234319" cy="4472079"/>
+            <wp:effectExtent l="0" t="0" r="4445" b="5080"/>
+            <wp:docPr id="489386975" name="Рисунок 1"/>
+            <wp:cNvGraphicFramePr>
+              <a:graphicFrameLocks xmlns:a="http://schemas.openxmlformats.org/drawingml/2006/main" noChangeAspect="1"/>
+            </wp:cNvGraphicFramePr>
+            <a:graphic xmlns:a="http://schemas.openxmlformats.org/drawingml/2006/main">
+              <a:graphicData uri="http://schemas.openxmlformats.org/drawingml/2006/picture">
+                <pic:pic xmlns:pic="http://schemas.openxmlformats.org/drawingml/2006/picture">
+                  <pic:nvPicPr>
+                    <pic:cNvPr id="489386975" name=""/>
+                    <pic:cNvPicPr/>
+                  </pic:nvPicPr>
+                  <pic:blipFill>
+                    <a:blip r:embed="rId8"/>
+                    <a:stretch>
+                      <a:fillRect/>
+                    </a:stretch>
+                  </pic:blipFill>
+                  <pic:spPr>
+                    <a:xfrm>
+                      <a:off x="0" y="0"/>
+                      <a:ext cx="3251611" cy="4495988"/>
+                    </a:xfrm>
+                    <a:prstGeom prst="rect">
+                      <a:avLst/>
+                    </a:prstGeom>
+                  </pic:spPr>
+                </pic:pic>
+              </a:graphicData>
+            </a:graphic>
+          </wp:inline>
+        </w:drawing>
+      </w:r>
+    </w:p>
+    <w:p>
+      <w:pPr>
+        <w:spacing w:line="360" w:lineRule="auto"/>
+        <w:rPr>
+          <w:rFonts w:ascii="Tahoma" w:hAnsi="Tahoma" w:cs="Tahoma"/>
+          <w:sz w:val="12"/>
+          <w:szCs w:val="12"/>
+          <w:lang w:val="en-US"/>
+        </w:rPr>
+      </w:pPr>
+    </w:p>
+    <w:p>
+      <w:pPr>
+        <w:spacing w:line="360" w:lineRule="auto"/>
+        <w:rPr>
+          <w:rFonts w:ascii="Tahoma" w:hAnsi="Tahoma" w:cs="Tahoma"/>
+          <w:sz w:val="12"/>
+          <w:szCs w:val="12"/>
+          <w:lang w:val="en-US"/>
+        </w:rPr>
+      </w:pPr>
+    </w:p>
+    <w:p>
+      <w:pPr>
+        <w:spacing w:line="360" w:lineRule="auto"/>
+        <w:rPr>
+          <w:rFonts w:ascii="Tahoma" w:hAnsi="Tahoma" w:cs="Tahoma"/>
+          <w:sz w:val="12"/>
+          <w:szCs w:val="12"/>
+          <w:lang w:val="en-US"/>
+        </w:rPr>
+      </w:pPr>
+    </w:p>
+    <w:p>
+      <w:pPr>
+        <w:spacing w:line="360" w:lineRule="auto"/>
+        <w:rPr>
+          <w:rFonts w:ascii="Tahoma" w:hAnsi="Tahoma" w:cs="Tahoma"/>
+          <w:sz w:val="12"/>
+          <w:szCs w:val="12"/>
+          <w:lang w:val="en-US"/>
+        </w:rPr>
+      </w:pPr>
+    </w:p>
+    <w:p>
+      <w:pPr>
+        <w:spacing w:line="360" w:lineRule="auto"/>
+        <w:rPr>
+          <w:rFonts w:ascii="Tahoma" w:hAnsi="Tahoma" w:cs="Tahoma"/>
+          <w:sz w:val="12"/>
+          <w:szCs w:val="12"/>
+          <w:lang w:val="en-US"/>
+        </w:rPr>
+      </w:pPr>
+    </w:p>
+    <w:p>
+      <w:pPr>
+        <w:spacing w:line="360" w:lineRule="auto"/>
+        <w:rPr>
+          <w:rFonts w:ascii="Tahoma" w:hAnsi="Tahoma" w:cs="Tahoma"/>
+          <w:sz w:val="12"/>
+          <w:szCs w:val="12"/>
+        </w:rPr>
+      </w:pPr>
+      <w:r>
+        <w:rPr>
+          <w:rFonts w:ascii="Tahoma" w:hAnsi="Tahoma" w:cs="Tahoma"/>
+          <w:sz w:val="12"/>
+          <w:szCs w:val="12"/>
+        </w:rPr>
+        <w:t xml:space="preserve">## </w:t>
+      </w:r>
+      <w:proofErr w:type="spellStart"/>
+      <w:r>
+        <w:rPr>
+          <w:rFonts w:ascii="Tahoma" w:hAnsi="Tahoma" w:cs="Tahoma"/>
+          <w:sz w:val="12"/>
+          <w:szCs w:val="12"/>
+        </w:rPr>
+        <w:t>XPath</w:t>
+      </w:r>
+      <w:proofErr w:type="spellEnd"/>
+      <w:r>
+        <w:rPr>
+          <w:rFonts w:ascii="Tahoma" w:hAnsi="Tahoma" w:cs="Tahoma"/>
+          <w:sz w:val="12"/>
+          <w:szCs w:val="12"/>
+        </w:rPr>
+        <w:t>, DOM и связывание данных</w:t>
+      </w:r>
+    </w:p>
+    <w:p>
+      <w:pPr>
+        <w:spacing w:line="360" w:lineRule="auto"/>
+        <w:rPr>
+          <w:rFonts w:ascii="Tahoma" w:hAnsi="Tahoma" w:cs="Tahoma"/>
+          <w:sz w:val="12"/>
+          <w:szCs w:val="12"/>
+        </w:rPr>
+      </w:pPr>
+      <w:r>
+        <w:rPr>
+          <w:rFonts w:ascii="Tahoma" w:hAnsi="Tahoma" w:cs="Tahoma"/>
+          <w:sz w:val="12"/>
+          <w:szCs w:val="12"/>
+        </w:rPr>
+        <w:drawing>
+          <wp:anchor distT="0" distB="0" distL="114300" distR="114300" simplePos="0" relativeHeight="251661312" behindDoc="0" locked="0" layoutInCell="1" allowOverlap="1" wp14:anchorId="0D960CF9" wp14:editId="26F206EA">
+            <wp:simplePos x="0" y="0"/>
+            <wp:positionH relativeFrom="margin">
+              <wp:align>left</wp:align>
+            </wp:positionH>
+            <wp:positionV relativeFrom="paragraph">
+              <wp:posOffset>0</wp:posOffset>
+            </wp:positionV>
+            <wp:extent cx="3459480" cy="2948940"/>
+            <wp:effectExtent l="0" t="0" r="7620" b="3810"/>
+            <wp:wrapSquare wrapText="bothSides"/>
+            <wp:docPr id="1321361639" name="Рисунок 1"/>
+            <wp:cNvGraphicFramePr>
+              <a:graphicFrameLocks xmlns:a="http://schemas.openxmlformats.org/drawingml/2006/main" noChangeAspect="1"/>
+            </wp:cNvGraphicFramePr>
+            <a:graphic xmlns:a="http://schemas.openxmlformats.org/drawingml/2006/main">
+              <a:graphicData uri="http://schemas.openxmlformats.org/drawingml/2006/picture">
+                <pic:pic xmlns:pic="http://schemas.openxmlformats.org/drawingml/2006/picture">
+                  <pic:nvPicPr>
+                    <pic:cNvPr id="1321361639" name=""/>
+                    <pic:cNvPicPr/>
+                  </pic:nvPicPr>
+                  <pic:blipFill>
+                    <a:blip r:embed="rId9">
+                      <a:extLst>
+                        <a:ext uri="{28A0092B-C50C-407E-A947-70E740481C1C}">
+                          <a14:useLocalDpi xmlns:a14="http://schemas.microsoft.com/office/drawing/2010/main" val="0"/>
+                        </a:ext>
+                      </a:extLst>
+                    </a:blip>
+                    <a:stretch>
+                      <a:fillRect/>
+                    </a:stretch>
+                  </pic:blipFill>
+                  <pic:spPr>
+                    <a:xfrm>
+                      <a:off x="0" y="0"/>
+                      <a:ext cx="3459480" cy="2948940"/>
+                    </a:xfrm>
+                    <a:prstGeom prst="rect">
+                      <a:avLst/>
+                    </a:prstGeom>
+                  </pic:spPr>
+                </pic:pic>
+              </a:graphicData>
+            </a:graphic>
+            <wp14:sizeRelH relativeFrom="margin">
+              <wp14:pctWidth>0</wp14:pctWidth>
+            </wp14:sizeRelH>
+            <wp14:sizeRelV relativeFrom="margin">
+              <wp14:pctHeight>0</wp14:pctHeight>
+            </wp14:sizeRelV>
+          </wp:anchor>
+        </w:drawing>
+      </w:r>
       <w:proofErr w:type="spellStart"/>
       <w:r>
         <w:rPr>
@@ -2393,6 +2774,7 @@
   <w:style w:type="character" w:default="1" w:styleId="a0">
     <w:name w:val="Default Paragraph Font"/>
     <w:uiPriority w:val="1"/>
+    <w:semiHidden/>
     <w:unhideWhenUsed/>
   </w:style>
   <w:style w:type="table" w:default="1" w:styleId="a1">
